--- a/manuscript/submission/Cover_Letter_JCIM.docx
+++ b/manuscript/submission/Cover_Letter_JCIM.docx
@@ -45,7 +45,7 @@
       </w:pPr>
       <w:r>
         <w:rPr/>
-        <w:t>26 September 2026</w:t>
+        <w:t>27 September 2026</w:t>
       </w:r>
     </w:p>
     <w:p>
@@ -104,7 +104,7 @@
       </w:pPr>
       <w:r>
         <w:rPr/>
-        <w:t>Screens of two-dimensional materials as drug carriers are usually judged by the statistics of the models fitted at their end. The manuscript reports what I found when I rebuilt four of my own screens of this kind from raw inputs, with scripts: eight failure modes that cross-validation and Y-randomization cannot detect. 55 of 128 drug structures encoded a different compound, three of the four carrier models contained bonds the material cannot have, and a reconstructing carrier turned 17 of 28 drugs into apparent chemisorbers. Most directly relevant to the journal, a QSPR model that was leak-free and significant (</w:t>
+        <w:t>Screens of two-dimensional materials as drug carriers are usually judged by the statistics of the models fitted at their end. The manuscript reports what I found when I rebuilt four of my own screens of this kind from raw inputs, with scripts: eight failure modes that cross-validation and Y-randomization cannot detect. 55 of 128 drug structures encoded a different compound, three of the four carrier models contained bonds the material cannot have, and a borophene carrier reconstructed during adsorption, on which 17 of 28 drugs appeared to chemisorb against 3 on a stable sheet. Most directly relevant to the journal, a QSPR model that was leak-free and significant (</w:t>
       </w:r>
       <w:r>
         <w:rPr>
